--- a/assets/articles/YEAR2026/System-Administration/Initial-Server-Setup/initial-server-setup.docx
+++ b/assets/articles/YEAR2026/System-Administration/Initial-Server-Setup/initial-server-setup.docx
@@ -527,7 +527,26 @@
           <w:sz w:val="14"/>
           <w:szCs w:val="14"/>
         </w:rPr>
-        <w:t>export PS1="\[\e[0;32m\]┌─\[\e[0;34m\][\[\e[0;36m\]\t\[\e[0;34m\]]\[\e[0;32m\]─\[\e[0;34m\][\$?]\[\e[0;32m\]─\[\e[0;34m\][\h]\[\e[0;32m\]─\[\e[0;34m\][\w]\n\[\e[0;32m\]└─▪ \[\e[0m\]"</w:t>
+        <w:t>export PS1="\[\e[0;32m\]┌─\[\e[0;34m\][\[\e[0;36m\]\t\[\e[0;34m\]]\[\e[0;32m\]─\[\e[0;34m\][\$?]\[\e[0;32m\]─\[\e[0;34m\][\h]\[\e[0;32m\]─\[\e[0;34m\][\w]\n\[\e[0;32m\]└─▪ \[\e[0;32m\]"</w:t>
+      </w:r>
+    </w:p>
+    <w:p>
+      <w:pPr>
+        <w:rPr>
+          <w:rFonts w:ascii="0xProto Nerd Font" w:hAnsi="0xProto Nerd Font" w:cs="Google Sans"/>
+          <w:color w:val="404040" w:themeColor="text1" w:themeTint="BF"/>
+          <w:sz w:val="14"/>
+          <w:szCs w:val="14"/>
+        </w:rPr>
+      </w:pPr>
+      <w:r>
+        <w:rPr>
+          <w:rFonts w:ascii="0xProto Nerd Font" w:hAnsi="0xProto Nerd Font" w:cs="Google Sans"/>
+          <w:color w:val="404040" w:themeColor="text1" w:themeTint="BF"/>
+          <w:sz w:val="14"/>
+          <w:szCs w:val="14"/>
+        </w:rPr>
+        <w:t>trap 'echo -ne "\e[0m"' DEBUG</w:t>
       </w:r>
     </w:p>
     <w:p>
@@ -808,7 +827,6 @@
           <w:sz w:val="20"/>
           <w:szCs w:val="20"/>
         </w:rPr>
-        <w:lastRenderedPageBreak/>
         <w:t>Generate a New SSH key pair</w:t>
       </w:r>
     </w:p>
@@ -1663,7 +1681,6 @@
           <w:sz w:val="20"/>
           <w:szCs w:val="20"/>
         </w:rPr>
-        <w:lastRenderedPageBreak/>
         <w:t>Manage Firewall</w:t>
       </w:r>
     </w:p>
